--- a/public/Исаев_Богдан.docx
+++ b/public/Исаев_Богдан.docx
@@ -1,6 +1,6 @@
 
 <file path=word/document.xml><?xml version="1.0" encoding="utf-8"?>
-<w:document xmlns:wpc="http://schemas.microsoft.com/office/word/2010/wordprocessingCanvas" xmlns:cx="http://schemas.microsoft.com/office/drawing/2014/chartex" xmlns:cx1="http://schemas.microsoft.com/office/drawing/2015/9/8/chartex" xmlns:cx2="http://schemas.microsoft.com/office/drawing/2015/10/21/chartex" xmlns:cx3="http://schemas.microsoft.com/office/drawing/2016/5/9/chartex" xmlns:cx4="http://schemas.microsoft.com/office/drawing/2016/5/10/chartex" xmlns:cx5="http://schemas.microsoft.com/office/drawing/2016/5/11/chartex" xmlns:cx6="http://schemas.microsoft.com/office/drawing/2016/5/12/chartex" xmlns:cx7="http://schemas.microsoft.com/office/drawing/2016/5/13/chartex" xmlns:cx8="http://schemas.microsoft.com/office/drawing/2016/5/14/chartex" xmlns:mc="http://schemas.openxmlformats.org/markup-compatibility/2006" xmlns:aink="http://schemas.microsoft.com/office/drawing/2016/ink" xmlns:am3d="http://schemas.microsoft.com/office/drawing/2017/model3d" xmlns:o="urn:schemas-microsoft-com:office:office" xmlns:oel="http://schemas.microsoft.com/office/2019/extlst" xmlns:r="http://schemas.openxmlformats.org/officeDocument/2006/relationships" xmlns:m="http://schemas.openxmlformats.org/officeDocument/2006/math" xmlns:v="urn:schemas-microsoft-com:vml" xmlns:wp14="http://schemas.microsoft.com/office/word/2010/wordprocessingDrawing" xmlns:wp="http://schemas.openxmlformats.org/drawingml/2006/wordprocessingDrawing" xmlns:w10="urn:schemas-microsoft-com:office:word" xmlns:w="http://schemas.openxmlformats.org/wordprocessingml/2006/main" xmlns:w14="http://schemas.microsoft.com/office/word/2010/wordml" xmlns:w15="http://schemas.microsoft.com/office/word/2012/wordml" xmlns:w16cex="http://schemas.microsoft.com/office/word/2018/wordml/cex" xmlns:w16cid="http://schemas.microsoft.com/office/word/2016/wordml/cid" xmlns:w16="http://schemas.microsoft.com/office/word/2018/wordml" xmlns:w16du="http://schemas.microsoft.com/office/word/2023/wordml/word16du" xmlns:w16sdtdh="http://schemas.microsoft.com/office/word/2020/wordml/sdtdatahash" xmlns:w16sdtfl="http://schemas.microsoft.com/office/word/2024/wordml/sdtformatlock" xmlns:w16se="http://schemas.microsoft.com/office/word/2015/wordml/symex" xmlns:wpg="http://schemas.microsoft.com/office/word/2010/wordprocessingGroup" xmlns:wpi="http://schemas.microsoft.com/office/word/2010/wordprocessingInk" xmlns:wne="http://schemas.microsoft.com/office/word/2006/wordml" xmlns:wps="http://schemas.microsoft.com/office/word/2010/wordprocessingShape" mc:Ignorable="w14 w15 w16se w16cid w16 w16cex w16sdtdh w16sdtfl w16du wp14">
+<w:document xmlns:wpc="http://schemas.microsoft.com/office/word/2010/wordprocessingCanvas" xmlns:cx="http://schemas.microsoft.com/office/drawing/2014/chartex" xmlns:cx1="http://schemas.microsoft.com/office/drawing/2015/9/8/chartex" xmlns:cx2="http://schemas.microsoft.com/office/drawing/2015/10/21/chartex" xmlns:cx3="http://schemas.microsoft.com/office/drawing/2016/5/9/chartex" xmlns:cx4="http://schemas.microsoft.com/office/drawing/2016/5/10/chartex" xmlns:cx5="http://schemas.microsoft.com/office/drawing/2016/5/11/chartex" xmlns:cx6="http://schemas.microsoft.com/office/drawing/2016/5/12/chartex" xmlns:cx7="http://schemas.microsoft.com/office/drawing/2016/5/13/chartex" xmlns:cx8="http://schemas.microsoft.com/office/drawing/2016/5/14/chartex" xmlns:mc="http://schemas.openxmlformats.org/markup-compatibility/2006" xmlns:aink="http://schemas.microsoft.com/office/drawing/2016/ink" xmlns:am3d="http://schemas.microsoft.com/office/drawing/2017/model3d" xmlns:o="urn:schemas-microsoft-com:office:office" xmlns:oel="http://schemas.microsoft.com/office/2019/extlst" xmlns:r="http://schemas.openxmlformats.org/officeDocument/2006/relationships" xmlns:m="http://schemas.openxmlformats.org/officeDocument/2006/math" xmlns:v="urn:schemas-microsoft-com:vml" xmlns:wp14="http://schemas.microsoft.com/office/word/2010/wordprocessingDrawing" xmlns:wp="http://schemas.openxmlformats.org/drawingml/2006/wordprocessingDrawing" xmlns:w10="urn:schemas-microsoft-com:office:word" xmlns:w="http://schemas.openxmlformats.org/wordprocessingml/2006/main" xmlns:w14="http://schemas.microsoft.com/office/word/2010/wordml" xmlns:w15="http://schemas.microsoft.com/office/word/2012/wordml" xmlns:w16cei="http://schemas.microsoft.com/office/word/2026/wordml/cei" xmlns:w16cex="http://schemas.microsoft.com/office/word/2018/wordml/cex" xmlns:w16cid="http://schemas.microsoft.com/office/word/2016/wordml/cid" xmlns:w16="http://schemas.microsoft.com/office/word/2018/wordml" xmlns:w16du="http://schemas.microsoft.com/office/word/2023/wordml/word16du" xmlns:w16sdtdh="http://schemas.microsoft.com/office/word/2020/wordml/sdtdatahash" xmlns:w16sdtfl="http://schemas.microsoft.com/office/word/2024/wordml/sdtformatlock" xmlns:w16se="http://schemas.microsoft.com/office/word/2015/wordml/symex" xmlns:wpg="http://schemas.microsoft.com/office/word/2010/wordprocessingGroup" xmlns:wpi="http://schemas.microsoft.com/office/word/2010/wordprocessingInk" xmlns:wne="http://schemas.microsoft.com/office/word/2006/wordml" xmlns:wps="http://schemas.microsoft.com/office/word/2010/wordprocessingShape" mc:Ignorable="w14 w15 w16se w16cid w16 w16cex w16sdtdh w16sdtfl w16du wp14">
   <w:body>
     <w:tbl>
       <w:tblPr>
@@ -226,6 +226,7 @@
                 <w:rFonts w:ascii="Segoe UI" w:hAnsi="Segoe UI" w:cs="Segoe UI"/>
                 <w:sz w:val="22"/>
                 <w:szCs w:val="22"/>
+                <w:lang w:val="en-US"/>
               </w:rPr>
             </w:pPr>
             <w:r>
@@ -236,13 +237,25 @@
                 <w:sz w:val="22"/>
                 <w:szCs w:val="22"/>
               </w:rPr>
-              <w:t>Связь:</w:t>
+              <w:t>Связь</w:t>
+            </w:r>
+            <w:r>
+              <w:rPr>
+                <w:rFonts w:ascii="Segoe UI" w:hAnsi="Segoe UI" w:cs="Segoe UI"/>
+                <w:b/>
+                <w:bCs/>
+                <w:sz w:val="22"/>
+                <w:szCs w:val="22"/>
+                <w:lang w:val="en-US"/>
+              </w:rPr>
+              <w:t>:</w:t>
             </w:r>
             <w:r>
               <w:rPr>
                 <w:rFonts w:ascii="Segoe UI" w:hAnsi="Segoe UI" w:cs="Segoe UI"/>
                 <w:sz w:val="22"/>
                 <w:szCs w:val="22"/>
+                <w:lang w:val="en-US"/>
               </w:rPr>
               <w:t xml:space="preserve"> </w:t>
             </w:r>
@@ -253,6 +266,7 @@
                   <w:rFonts w:ascii="Segoe UI" w:eastAsiaTheme="majorEastAsia" w:hAnsi="Segoe UI" w:cs="Segoe UI"/>
                   <w:sz w:val="22"/>
                   <w:szCs w:val="22"/>
+                  <w:lang w:val="en-US"/>
                 </w:rPr>
                 <w:t>+7 (921) 611-81-65</w:t>
               </w:r>
@@ -262,6 +276,7 @@
                 <w:rFonts w:ascii="Segoe UI" w:hAnsi="Segoe UI" w:cs="Segoe UI"/>
                 <w:sz w:val="22"/>
                 <w:szCs w:val="22"/>
+                <w:lang w:val="en-US"/>
               </w:rPr>
               <w:t xml:space="preserve"> | </w:t>
             </w:r>
@@ -272,6 +287,7 @@
                   <w:rFonts w:ascii="Segoe UI" w:eastAsiaTheme="majorEastAsia" w:hAnsi="Segoe UI" w:cs="Segoe UI"/>
                   <w:sz w:val="22"/>
                   <w:szCs w:val="22"/>
+                  <w:lang w:val="en-US"/>
                 </w:rPr>
                 <w:t>redwickel@gmail.com</w:t>
               </w:r>
@@ -281,6 +297,7 @@
                 <w:rFonts w:ascii="Segoe UI" w:hAnsi="Segoe UI" w:cs="Segoe UI"/>
                 <w:sz w:val="22"/>
                 <w:szCs w:val="22"/>
+                <w:lang w:val="en-US"/>
               </w:rPr>
               <w:t xml:space="preserve"> </w:t>
             </w:r>
@@ -298,12 +315,14 @@
                 <w:rFonts w:ascii="Segoe UI" w:hAnsi="Segoe UI" w:cs="Segoe UI"/>
                 <w:b/>
                 <w:bCs/>
+                <w:lang w:val="en-US"/>
               </w:rPr>
               <w:t>Telegram</w:t>
             </w:r>
             <w:r>
               <w:rPr>
                 <w:rFonts w:ascii="Segoe UI" w:hAnsi="Segoe UI" w:cs="Segoe UI"/>
+                <w:lang w:val="en-US"/>
               </w:rPr>
               <w:t xml:space="preserve">: </w:t>
             </w:r>
@@ -312,6 +331,7 @@
                 <w:rPr>
                   <w:rStyle w:val="ad"/>
                   <w:rFonts w:ascii="Segoe UI" w:hAnsi="Segoe UI" w:cs="Segoe UI"/>
+                  <w:lang w:val="en-US"/>
                 </w:rPr>
                 <w:t>@redwick</w:t>
               </w:r>
@@ -367,20 +387,8 @@
                   <w:szCs w:val="22"/>
                   <w:lang w:val="en-US"/>
                 </w:rPr>
-                <w:t>github.com/</w:t>
+                <w:t>github.com/redwick</w:t>
               </w:r>
-              <w:proofErr w:type="spellStart"/>
-              <w:r>
-                <w:rPr>
-                  <w:rStyle w:val="ad"/>
-                  <w:rFonts w:ascii="Segoe UI" w:eastAsiaTheme="majorEastAsia" w:hAnsi="Segoe UI" w:cs="Segoe UI"/>
-                  <w:sz w:val="22"/>
-                  <w:szCs w:val="22"/>
-                  <w:lang w:val="en-US"/>
-                </w:rPr>
-                <w:t>redwick</w:t>
-              </w:r>
-              <w:proofErr w:type="spellEnd"/>
             </w:hyperlink>
             <w:r>
               <w:rPr>
@@ -400,7 +408,7 @@
                   <w:szCs w:val="22"/>
                   <w:lang w:val="en-US"/>
                 </w:rPr>
-                <w:t>redwick.ru</w:t>
+                <w:t>redwick.ru/cv/</w:t>
               </w:r>
             </w:hyperlink>
           </w:p>
@@ -550,23 +558,7 @@
           <w:rFonts w:ascii="Segoe UI" w:hAnsi="Segoe UI" w:cs="Segoe UI"/>
           <w:lang w:val="en-US"/>
         </w:rPr>
-        <w:t xml:space="preserve">Angular (v2-19), </w:t>
-      </w:r>
-      <w:proofErr w:type="spellStart"/>
-      <w:r>
-        <w:rPr>
-          <w:rFonts w:ascii="Segoe UI" w:hAnsi="Segoe UI" w:cs="Segoe UI"/>
-          <w:lang w:val="en-US"/>
-        </w:rPr>
-        <w:t>RxJS</w:t>
-      </w:r>
-      <w:proofErr w:type="spellEnd"/>
-      <w:r>
-        <w:rPr>
-          <w:rFonts w:ascii="Segoe UI" w:hAnsi="Segoe UI" w:cs="Segoe UI"/>
-          <w:lang w:val="en-US"/>
-        </w:rPr>
-        <w:t>, TypeScript, Ionic (Mobile), Tailwind CSS, Bootstrap, SCSS.</w:t>
+        <w:t>Angular (v2-19), RxJS, TypeScript, Ionic (Mobile), Tailwind CSS, Bootstrap, SCSS.</w:t>
       </w:r>
     </w:p>
     <w:p>
@@ -590,23 +582,7 @@
           <w:rFonts w:ascii="Segoe UI" w:hAnsi="Segoe UI" w:cs="Segoe UI"/>
           <w:lang w:val="en-US"/>
         </w:rPr>
-        <w:t xml:space="preserve">Rust (Axum, Tokio), Scala (Akka/Pekko), </w:t>
-      </w:r>
-      <w:proofErr w:type="spellStart"/>
-      <w:r>
-        <w:rPr>
-          <w:rFonts w:ascii="Segoe UI" w:hAnsi="Segoe UI" w:cs="Segoe UI"/>
-          <w:lang w:val="en-US"/>
-        </w:rPr>
-        <w:t>NestJS</w:t>
-      </w:r>
-      <w:proofErr w:type="spellEnd"/>
-      <w:r>
-        <w:rPr>
-          <w:rFonts w:ascii="Segoe UI" w:hAnsi="Segoe UI" w:cs="Segoe UI"/>
-          <w:lang w:val="en-US"/>
-        </w:rPr>
-        <w:t>, C# (.NET Core/Framework), Java.</w:t>
+        <w:t>Rust (Axum, Tokio), Scala (Akka/Pekko), NestJS, C# (.NET Core/Framework), Java.</w:t>
       </w:r>
     </w:p>
     <w:p>
@@ -632,23 +608,7 @@
           <w:rFonts w:ascii="Segoe UI" w:hAnsi="Segoe UI" w:cs="Segoe UI"/>
           <w:lang w:val="en-US"/>
         </w:rPr>
-        <w:t>PostgreSQL, MongoDB, Oracle, Redis, S3 (</w:t>
-      </w:r>
-      <w:proofErr w:type="spellStart"/>
-      <w:r>
-        <w:rPr>
-          <w:rFonts w:ascii="Segoe UI" w:hAnsi="Segoe UI" w:cs="Segoe UI"/>
-          <w:lang w:val="en-US"/>
-        </w:rPr>
-        <w:t>MinIO</w:t>
-      </w:r>
-      <w:proofErr w:type="spellEnd"/>
-      <w:r>
-        <w:rPr>
-          <w:rFonts w:ascii="Segoe UI" w:hAnsi="Segoe UI" w:cs="Segoe UI"/>
-          <w:lang w:val="en-US"/>
-        </w:rPr>
-        <w:t>).</w:t>
+        <w:t>PostgreSQL, MongoDB, Oracle, Redis, S3 (MinIO).</w:t>
       </w:r>
     </w:p>
     <w:p>
@@ -691,37 +651,12 @@
         </w:rPr>
         <w:t xml:space="preserve">Security &amp; Auth: </w:t>
       </w:r>
-      <w:proofErr w:type="spellStart"/>
       <w:r>
         <w:rPr>
           <w:rFonts w:ascii="Segoe UI" w:hAnsi="Segoe UI" w:cs="Segoe UI"/>
           <w:lang w:val="en-US"/>
         </w:rPr>
-        <w:t>Keycloak</w:t>
-      </w:r>
-      <w:proofErr w:type="spellEnd"/>
-      <w:r>
-        <w:rPr>
-          <w:rFonts w:ascii="Segoe UI" w:hAnsi="Segoe UI" w:cs="Segoe UI"/>
-          <w:lang w:val="en-US"/>
-        </w:rPr>
-        <w:t xml:space="preserve"> SSO, OIDC, VPN (</w:t>
-      </w:r>
-      <w:proofErr w:type="spellStart"/>
-      <w:r>
-        <w:rPr>
-          <w:rFonts w:ascii="Segoe UI" w:hAnsi="Segoe UI" w:cs="Segoe UI"/>
-          <w:lang w:val="en-US"/>
-        </w:rPr>
-        <w:t>WireGuard</w:t>
-      </w:r>
-      <w:proofErr w:type="spellEnd"/>
-      <w:r>
-        <w:rPr>
-          <w:rFonts w:ascii="Segoe UI" w:hAnsi="Segoe UI" w:cs="Segoe UI"/>
-          <w:lang w:val="en-US"/>
-        </w:rPr>
-        <w:t>/OpenVPN), Firewall.</w:t>
+        <w:t>Keycloak SSO, OIDC, VPN (WireGuard/OpenVPN), Firewall.</w:t>
       </w:r>
     </w:p>
     <w:p>
@@ -736,18 +671,8 @@
           <w:b/>
           <w:bCs/>
         </w:rPr>
-        <w:t xml:space="preserve">Engineering </w:t>
-      </w:r>
-      <w:proofErr w:type="spellStart"/>
-      <w:r>
-        <w:rPr>
-          <w:rFonts w:ascii="Segoe UI" w:hAnsi="Segoe UI" w:cs="Segoe UI"/>
-          <w:b/>
-          <w:bCs/>
-        </w:rPr>
-        <w:t>Math</w:t>
-      </w:r>
-      <w:proofErr w:type="spellEnd"/>
+        <w:t>Engineering Math</w:t>
+      </w:r>
       <w:r>
         <w:rPr>
           <w:rFonts w:ascii="Segoe UI" w:hAnsi="Segoe UI" w:cs="Segoe UI"/>
@@ -767,18 +692,8 @@
           <w:b/>
           <w:bCs/>
         </w:rPr>
-        <w:t xml:space="preserve">Software Security &amp; </w:t>
-      </w:r>
-      <w:proofErr w:type="spellStart"/>
-      <w:r>
-        <w:rPr>
-          <w:rFonts w:ascii="Segoe UI" w:hAnsi="Segoe UI" w:cs="Segoe UI"/>
-          <w:b/>
-          <w:bCs/>
-        </w:rPr>
-        <w:t>Reverse</w:t>
-      </w:r>
-      <w:proofErr w:type="spellEnd"/>
+        <w:t>Software Security &amp; Reverse</w:t>
+      </w:r>
       <w:r>
         <w:rPr>
           <w:rFonts w:ascii="Segoe UI" w:hAnsi="Segoe UI" w:cs="Segoe UI"/>
@@ -798,37 +713,13 @@
           <w:b/>
           <w:bCs/>
         </w:rPr>
-        <w:t xml:space="preserve">Product </w:t>
-      </w:r>
-      <w:proofErr w:type="spellStart"/>
-      <w:r>
-        <w:rPr>
-          <w:rFonts w:ascii="Segoe UI" w:hAnsi="Segoe UI" w:cs="Segoe UI"/>
-          <w:b/>
-          <w:bCs/>
-        </w:rPr>
-        <w:t>Ownership</w:t>
-      </w:r>
-      <w:proofErr w:type="spellEnd"/>
-      <w:r>
-        <w:rPr>
-          <w:rFonts w:ascii="Segoe UI" w:hAnsi="Segoe UI" w:cs="Segoe UI"/>
-        </w:rPr>
-        <w:t>: Анализ бизнес-процессов «с нуля», оценка стоимости разработки (</w:t>
-      </w:r>
-      <w:proofErr w:type="spellStart"/>
-      <w:r>
-        <w:rPr>
-          <w:rFonts w:ascii="Segoe UI" w:hAnsi="Segoe UI" w:cs="Segoe UI"/>
-        </w:rPr>
-        <w:t>Estimation</w:t>
-      </w:r>
-      <w:proofErr w:type="spellEnd"/>
-      <w:r>
-        <w:rPr>
-          <w:rFonts w:ascii="Segoe UI" w:hAnsi="Segoe UI" w:cs="Segoe UI"/>
-        </w:rPr>
-        <w:t>) и внедрение решений для автоматизации труда.</w:t>
+        <w:t>Product Ownership</w:t>
+      </w:r>
+      <w:r>
+        <w:rPr>
+          <w:rFonts w:ascii="Segoe UI" w:hAnsi="Segoe UI" w:cs="Segoe UI"/>
+        </w:rPr>
+        <w:t>: Анализ бизнес-процессов «с нуля», оценка стоимости разработки (Estimation) и внедрение решений для автоматизации труда.</w:t>
       </w:r>
     </w:p>
     <w:p>
@@ -860,39 +751,7 @@
           <w:rFonts w:ascii="Segoe UI" w:hAnsi="Segoe UI" w:cs="Segoe UI"/>
           <w:lang w:val="en-US"/>
         </w:rPr>
-        <w:t xml:space="preserve">Linux Server (Ubuntu), Matrix Synapse, </w:t>
-      </w:r>
-      <w:proofErr w:type="spellStart"/>
-      <w:r>
-        <w:rPr>
-          <w:rFonts w:ascii="Segoe UI" w:hAnsi="Segoe UI" w:cs="Segoe UI"/>
-          <w:lang w:val="en-US"/>
-        </w:rPr>
-        <w:t>iRedMail</w:t>
-      </w:r>
-      <w:proofErr w:type="spellEnd"/>
-      <w:r>
-        <w:rPr>
-          <w:rFonts w:ascii="Segoe UI" w:hAnsi="Segoe UI" w:cs="Segoe UI"/>
-          <w:lang w:val="en-US"/>
-        </w:rPr>
-        <w:t xml:space="preserve">, Samba AD DC, </w:t>
-      </w:r>
-      <w:proofErr w:type="spellStart"/>
-      <w:r>
-        <w:rPr>
-          <w:rFonts w:ascii="Segoe UI" w:hAnsi="Segoe UI" w:cs="Segoe UI"/>
-          <w:lang w:val="en-US"/>
-        </w:rPr>
-        <w:t>NextCloud</w:t>
-      </w:r>
-      <w:proofErr w:type="spellEnd"/>
-      <w:r>
-        <w:rPr>
-          <w:rFonts w:ascii="Segoe UI" w:hAnsi="Segoe UI" w:cs="Segoe UI"/>
-          <w:lang w:val="en-US"/>
-        </w:rPr>
-        <w:t>.</w:t>
+        <w:t>Linux Server (Ubuntu), Matrix Synapse, iRedMail, Samba AD DC, NextCloud.</w:t>
       </w:r>
     </w:p>
     <w:p>
@@ -1367,7 +1226,6 @@
           <w:lang w:val="en-US"/>
         </w:rPr>
       </w:pPr>
-      <w:proofErr w:type="spellStart"/>
       <w:r>
         <w:rPr>
           <w:rFonts w:ascii="Segoe UI" w:hAnsi="Segoe UI" w:cs="Segoe UI"/>
@@ -1377,7 +1235,6 @@
         </w:rPr>
         <w:t>Стек</w:t>
       </w:r>
-      <w:proofErr w:type="spellEnd"/>
       <w:r>
         <w:rPr>
           <w:rFonts w:ascii="Segoe UI" w:hAnsi="Segoe UI" w:cs="Segoe UI"/>
@@ -1421,7 +1278,6 @@
         </w:rPr>
         <w:t xml:space="preserve"> «</w:t>
       </w:r>
-      <w:proofErr w:type="spellStart"/>
       <w:r>
         <w:rPr>
           <w:rFonts w:ascii="Segoe UI" w:hAnsi="Segoe UI" w:cs="Segoe UI"/>
@@ -1430,7 +1286,6 @@
         </w:rPr>
         <w:t>Наутик</w:t>
       </w:r>
-      <w:proofErr w:type="spellEnd"/>
       <w:r>
         <w:rPr>
           <w:rFonts w:ascii="Segoe UI" w:hAnsi="Segoe UI" w:cs="Segoe UI"/>
@@ -1541,7 +1396,6 @@
           <w:rFonts w:ascii="Segoe UI" w:hAnsi="Segoe UI" w:cs="Segoe UI"/>
         </w:rPr>
       </w:pPr>
-      <w:proofErr w:type="spellStart"/>
       <w:r>
         <w:rPr>
           <w:rFonts w:ascii="Segoe UI" w:hAnsi="Segoe UI" w:cs="Segoe UI"/>
@@ -1550,7 +1404,6 @@
         </w:rPr>
         <w:t>Алгоритмика</w:t>
       </w:r>
-      <w:proofErr w:type="spellEnd"/>
       <w:r>
         <w:rPr>
           <w:rFonts w:ascii="Segoe UI" w:hAnsi="Segoe UI" w:cs="Segoe UI"/>
@@ -1588,18 +1441,8 @@
           <w:b/>
           <w:bCs/>
         </w:rPr>
-        <w:t xml:space="preserve">Data </w:t>
-      </w:r>
-      <w:proofErr w:type="spellStart"/>
-      <w:r>
-        <w:rPr>
-          <w:rFonts w:ascii="Segoe UI" w:hAnsi="Segoe UI" w:cs="Segoe UI"/>
-          <w:b/>
-          <w:bCs/>
-        </w:rPr>
-        <w:t>Extraction</w:t>
-      </w:r>
-      <w:proofErr w:type="spellEnd"/>
+        <w:t>Data Extraction</w:t>
+      </w:r>
       <w:r>
         <w:rPr>
           <w:rFonts w:ascii="Segoe UI" w:hAnsi="Segoe UI" w:cs="Segoe UI"/>
@@ -1685,23 +1528,13 @@
         </w:rPr>
         <w:t xml:space="preserve"> создал платформу (</w:t>
       </w:r>
-      <w:proofErr w:type="spellStart"/>
-      <w:r>
-        <w:rPr>
-          <w:rFonts w:ascii="Segoe UI" w:hAnsi="Segoe UI" w:cs="Segoe UI"/>
-          <w:b/>
-          <w:bCs/>
-        </w:rPr>
-        <w:t>Angular</w:t>
-      </w:r>
-      <w:proofErr w:type="spellEnd"/>
-      <w:r>
-        <w:rPr>
-          <w:rFonts w:ascii="Segoe UI" w:hAnsi="Segoe UI" w:cs="Segoe UI"/>
-          <w:b/>
-          <w:bCs/>
-        </w:rPr>
-        <w:t>/Scala</w:t>
+      <w:r>
+        <w:rPr>
+          <w:rFonts w:ascii="Segoe UI" w:hAnsi="Segoe UI" w:cs="Segoe UI"/>
+          <w:b/>
+          <w:bCs/>
+        </w:rPr>
+        <w:t>Angular/Scala</w:t>
       </w:r>
       <w:r>
         <w:rPr>
@@ -1733,63 +1566,7 @@
         <w:rPr>
           <w:rFonts w:ascii="Segoe UI" w:hAnsi="Segoe UI" w:cs="Segoe UI"/>
         </w:rPr>
-        <w:t xml:space="preserve"> с нуля развернул автономную экосистему сервисов (</w:t>
-      </w:r>
-      <w:proofErr w:type="spellStart"/>
-      <w:r>
-        <w:rPr>
-          <w:rFonts w:ascii="Segoe UI" w:hAnsi="Segoe UI" w:cs="Segoe UI"/>
-        </w:rPr>
-        <w:t>Rocket.Chat</w:t>
-      </w:r>
-      <w:proofErr w:type="spellEnd"/>
-      <w:r>
-        <w:rPr>
-          <w:rFonts w:ascii="Segoe UI" w:hAnsi="Segoe UI" w:cs="Segoe UI"/>
-        </w:rPr>
-        <w:t xml:space="preserve">, </w:t>
-      </w:r>
-      <w:proofErr w:type="spellStart"/>
-      <w:r>
-        <w:rPr>
-          <w:rFonts w:ascii="Segoe UI" w:hAnsi="Segoe UI" w:cs="Segoe UI"/>
-        </w:rPr>
-        <w:t>iRedMail</w:t>
-      </w:r>
-      <w:proofErr w:type="spellEnd"/>
-      <w:r>
-        <w:rPr>
-          <w:rFonts w:ascii="Segoe UI" w:hAnsi="Segoe UI" w:cs="Segoe UI"/>
-        </w:rPr>
-        <w:t xml:space="preserve">, </w:t>
-      </w:r>
-      <w:proofErr w:type="spellStart"/>
-      <w:r>
-        <w:rPr>
-          <w:rFonts w:ascii="Segoe UI" w:hAnsi="Segoe UI" w:cs="Segoe UI"/>
-        </w:rPr>
-        <w:t>Keycloak</w:t>
-      </w:r>
-      <w:proofErr w:type="spellEnd"/>
-      <w:r>
-        <w:rPr>
-          <w:rFonts w:ascii="Segoe UI" w:hAnsi="Segoe UI" w:cs="Segoe UI"/>
-        </w:rPr>
-        <w:t xml:space="preserve">, </w:t>
-      </w:r>
-      <w:proofErr w:type="spellStart"/>
-      <w:r>
-        <w:rPr>
-          <w:rFonts w:ascii="Segoe UI" w:hAnsi="Segoe UI" w:cs="Segoe UI"/>
-        </w:rPr>
-        <w:t>GitLab</w:t>
-      </w:r>
-      <w:proofErr w:type="spellEnd"/>
-      <w:r>
-        <w:rPr>
-          <w:rFonts w:ascii="Segoe UI" w:hAnsi="Segoe UI" w:cs="Segoe UI"/>
-        </w:rPr>
-        <w:t>).</w:t>
+        <w:t xml:space="preserve"> с нуля развернул автономную экосистему сервисов (Rocket.Chat, iRedMail, Keycloak, GitLab).</w:t>
       </w:r>
     </w:p>
     <w:p>
@@ -2021,21 +1798,7 @@
         <w:rPr>
           <w:rFonts w:ascii="Segoe UI" w:hAnsi="Segoe UI" w:cs="Segoe UI"/>
         </w:rPr>
-        <w:t>Русский (Родной), Английский (</w:t>
-      </w:r>
-      <w:proofErr w:type="spellStart"/>
-      <w:r>
-        <w:rPr>
-          <w:rFonts w:ascii="Segoe UI" w:hAnsi="Segoe UI" w:cs="Segoe UI"/>
-        </w:rPr>
-        <w:t>Upper-Intermediate</w:t>
-      </w:r>
-      <w:proofErr w:type="spellEnd"/>
-      <w:r>
-        <w:rPr>
-          <w:rFonts w:ascii="Segoe UI" w:hAnsi="Segoe UI" w:cs="Segoe UI"/>
-        </w:rPr>
-        <w:t xml:space="preserve"> — свободное чтение документации, технические созвоны).</w:t>
+        <w:t>Русский (Родной), Английский (Upper-Intermediate — свободное чтение документации, технические созвоны).</w:t>
       </w:r>
     </w:p>
     <w:p>
@@ -2089,7 +1852,7 @@
 </file>
 
 <file path=word/numbering.xml><?xml version="1.0" encoding="utf-8"?>
-<w:numbering xmlns:wpc="http://schemas.microsoft.com/office/word/2010/wordprocessingCanvas" xmlns:cx="http://schemas.microsoft.com/office/drawing/2014/chartex" xmlns:cx1="http://schemas.microsoft.com/office/drawing/2015/9/8/chartex" xmlns:cx2="http://schemas.microsoft.com/office/drawing/2015/10/21/chartex" xmlns:cx3="http://schemas.microsoft.com/office/drawing/2016/5/9/chartex" xmlns:cx4="http://schemas.microsoft.com/office/drawing/2016/5/10/chartex" xmlns:cx5="http://schemas.microsoft.com/office/drawing/2016/5/11/chartex" xmlns:cx6="http://schemas.microsoft.com/office/drawing/2016/5/12/chartex" xmlns:cx7="http://schemas.microsoft.com/office/drawing/2016/5/13/chartex" xmlns:cx8="http://schemas.microsoft.com/office/drawing/2016/5/14/chartex" xmlns:mc="http://schemas.openxmlformats.org/markup-compatibility/2006" xmlns:aink="http://schemas.microsoft.com/office/drawing/2016/ink" xmlns:am3d="http://schemas.microsoft.com/office/drawing/2017/model3d" xmlns:o="urn:schemas-microsoft-com:office:office" xmlns:oel="http://schemas.microsoft.com/office/2019/extlst" xmlns:r="http://schemas.openxmlformats.org/officeDocument/2006/relationships" xmlns:m="http://schemas.openxmlformats.org/officeDocument/2006/math" xmlns:v="urn:schemas-microsoft-com:vml" xmlns:wp14="http://schemas.microsoft.com/office/word/2010/wordprocessingDrawing" xmlns:wp="http://schemas.openxmlformats.org/drawingml/2006/wordprocessingDrawing" xmlns:w10="urn:schemas-microsoft-com:office:word" xmlns:w="http://schemas.openxmlformats.org/wordprocessingml/2006/main" xmlns:w14="http://schemas.microsoft.com/office/word/2010/wordml" xmlns:w15="http://schemas.microsoft.com/office/word/2012/wordml" xmlns:w16cex="http://schemas.microsoft.com/office/word/2018/wordml/cex" xmlns:w16cid="http://schemas.microsoft.com/office/word/2016/wordml/cid" xmlns:w16="http://schemas.microsoft.com/office/word/2018/wordml" xmlns:w16du="http://schemas.microsoft.com/office/word/2023/wordml/word16du" xmlns:w16sdtdh="http://schemas.microsoft.com/office/word/2020/wordml/sdtdatahash" xmlns:w16sdtfl="http://schemas.microsoft.com/office/word/2024/wordml/sdtformatlock" xmlns:w16se="http://schemas.microsoft.com/office/word/2015/wordml/symex" xmlns:wpg="http://schemas.microsoft.com/office/word/2010/wordprocessingGroup" xmlns:wpi="http://schemas.microsoft.com/office/word/2010/wordprocessingInk" xmlns:wne="http://schemas.microsoft.com/office/word/2006/wordml" xmlns:wps="http://schemas.microsoft.com/office/word/2010/wordprocessingShape" mc:Ignorable="w14 w15 w16se w16cid w16 w16cex w16sdtdh w16sdtfl w16du wp14">
+<w:numbering xmlns:wpc="http://schemas.microsoft.com/office/word/2010/wordprocessingCanvas" xmlns:cx="http://schemas.microsoft.com/office/drawing/2014/chartex" xmlns:cx1="http://schemas.microsoft.com/office/drawing/2015/9/8/chartex" xmlns:cx2="http://schemas.microsoft.com/office/drawing/2015/10/21/chartex" xmlns:cx3="http://schemas.microsoft.com/office/drawing/2016/5/9/chartex" xmlns:cx4="http://schemas.microsoft.com/office/drawing/2016/5/10/chartex" xmlns:cx5="http://schemas.microsoft.com/office/drawing/2016/5/11/chartex" xmlns:cx6="http://schemas.microsoft.com/office/drawing/2016/5/12/chartex" xmlns:cx7="http://schemas.microsoft.com/office/drawing/2016/5/13/chartex" xmlns:cx8="http://schemas.microsoft.com/office/drawing/2016/5/14/chartex" xmlns:mc="http://schemas.openxmlformats.org/markup-compatibility/2006" xmlns:aink="http://schemas.microsoft.com/office/drawing/2016/ink" xmlns:am3d="http://schemas.microsoft.com/office/drawing/2017/model3d" xmlns:o="urn:schemas-microsoft-com:office:office" xmlns:oel="http://schemas.microsoft.com/office/2019/extlst" xmlns:r="http://schemas.openxmlformats.org/officeDocument/2006/relationships" xmlns:m="http://schemas.openxmlformats.org/officeDocument/2006/math" xmlns:v="urn:schemas-microsoft-com:vml" xmlns:wp14="http://schemas.microsoft.com/office/word/2010/wordprocessingDrawing" xmlns:wp="http://schemas.openxmlformats.org/drawingml/2006/wordprocessingDrawing" xmlns:w10="urn:schemas-microsoft-com:office:word" xmlns:w="http://schemas.openxmlformats.org/wordprocessingml/2006/main" xmlns:w14="http://schemas.microsoft.com/office/word/2010/wordml" xmlns:w15="http://schemas.microsoft.com/office/word/2012/wordml" xmlns:w16cei="http://schemas.microsoft.com/office/word/2026/wordml/cei" xmlns:w16cex="http://schemas.microsoft.com/office/word/2018/wordml/cex" xmlns:w16cid="http://schemas.microsoft.com/office/word/2016/wordml/cid" xmlns:w16="http://schemas.microsoft.com/office/word/2018/wordml" xmlns:w16du="http://schemas.microsoft.com/office/word/2023/wordml/word16du" xmlns:w16sdtdh="http://schemas.microsoft.com/office/word/2020/wordml/sdtdatahash" xmlns:w16sdtfl="http://schemas.microsoft.com/office/word/2024/wordml/sdtformatlock" xmlns:w16se="http://schemas.microsoft.com/office/word/2015/wordml/symex" xmlns:wpg="http://schemas.microsoft.com/office/word/2010/wordprocessingGroup" xmlns:wpi="http://schemas.microsoft.com/office/word/2010/wordprocessingInk" xmlns:wne="http://schemas.microsoft.com/office/word/2006/wordml" xmlns:wps="http://schemas.microsoft.com/office/word/2010/wordprocessingShape" mc:Ignorable="w14 w15 w16se w16cid w16 w16cex w16sdtdh w16sdtfl w16du wp14">
   <w:abstractNum w:abstractNumId="0" w15:restartNumberingAfterBreak="0">
     <w:nsid w:val="03613C8C"/>
     <w:multiLevelType w:val="multilevel"/>
